--- a/ky/wisdom-stories/dont-say-i-couldnt-deliver-or-i-couldnt-manage.docx
+++ b/ky/wisdom-stories/dont-say-i-couldnt-deliver-or-i-couldnt-manage.docx
@@ -39,7 +39,7 @@
           <w:sz w:val="22"/>
           <w:lang w:val="ky-KG"/>
         </w:rPr>
-        <w:t>Күндөр бири-бирин алмаштырат. Бирөө күнүн бактылуу, бирөө кайгылуу аяктайт. Бирок кандай болгон күндө да, бүгүн бүтүрө албай калган ишиңер үчүн «жетишпедим, колуман келбеди» дебегиле. Эң башкысы — үмүтүңөрдү үзбөгүлө. Эртеси күн чыгып келери менен бүтүндөй күн силердики.</w:t>
+        <w:t>Күндөр бири-бирин алмаштырат. Бирөө күнүн бактылуу, бирөө кайгылуу аяктайт. Бирок кандай болгон күндө да, бүгүн бүтүрө албай калган ишиңер үчүн «жетишпедим, колуман келбеди» деп рухтан түшпөгүлө. Эң башкысы — үмүтүңөрдү үзбөгүлө. Эртеси күн чыгып келери менен бүтүндөй күн силердики.</w:t>
       </w:r>
     </w:p>
     <w:p>
@@ -63,7 +63,7 @@
           <w:sz w:val="22"/>
           <w:lang w:val="ky-KG"/>
         </w:rPr>
-        <w:t xml:space="preserve">Сабак: </w:t>
+        <w:t>Сабак: Ар бир күн — жаңы барак. Кечээни өзгөртө албайсың, бирок бүгүнкүнү кантип жазарың өз колуңда.</w:t>
       </w:r>
       <w:r>
         <w:rPr>
@@ -72,7 +72,6 @@
           <w:sz w:val="22"/>
           <w:lang w:val="ky-KG"/>
         </w:rPr>
-        <w:t>Бүгүн үлгүрбөсөң, үмүтүңдү үзбө. Эртең кайра аракет кылууга мүмкүнчүлүк бар.</w:t>
       </w:r>
     </w:p>
     <w:p>
@@ -92,7 +91,7 @@
           <w:sz w:val="18"/>
           <w:lang w:val="ky-KG"/>
         </w:rPr>
-        <w:t>Окуя ачык интернет булактарынан алынды.</w:t>
+        <w:t>Аңгемелер ачык интернет булактарынан алынган, иллюстрациялар болсо ЖИ менен түзүлгөн.</w:t>
       </w:r>
     </w:p>
     <w:sectPr>
